--- a/CAPSTONE/bus311-capstone-assignment.docx
+++ b/CAPSTONE/bus311-capstone-assignment.docx
@@ -11195,7 +11195,7 @@
         <w:color w:val="5B6573"/>
         <w:sz w:val="18"/>
       </w:rPr>
-      <w:t xml:space="preserve">Instructor-review draft  |  Page </w:t>
+      <w:t xml:space="preserve">Approved student release  |  Page </w:t>
     </w:r>
     <w:r>
       <w:fldChar w:fldCharType="begin"/>
@@ -11283,7 +11283,7 @@
         <w:color w:val="5B6573"/>
         <w:sz w:val="18"/>
       </w:rPr>
-      <w:t xml:space="preserve">Instructor-review draft  |  Page </w:t>
+      <w:t xml:space="preserve">Approved student release  |  Page </w:t>
     </w:r>
     <w:r>
       <w:fldChar w:fldCharType="begin"/>
@@ -11371,7 +11371,7 @@
         <w:color w:val="5B6573"/>
         <w:sz w:val="18"/>
       </w:rPr>
-      <w:t xml:space="preserve">Instructor-review draft  |  Page </w:t>
+      <w:t xml:space="preserve">Approved student release  |  Page </w:t>
     </w:r>
     <w:r>
       <w:fldChar w:fldCharType="begin"/>

--- a/CAPSTONE/bus311-capstone-assignment.docx
+++ b/CAPSTONE/bus311-capstone-assignment.docx
@@ -120,7 +120,7 @@
           <w:color w:val="17365D"/>
           <w:sz w:val="21"/>
         </w:rPr>
-        <w:t>Status: Approved student release | Canonical source version 1.0.0 | Updated: July 30, 2026</w:t>
+        <w:t>Status: Approved student release | Canonical source version 1.3.0 | Updated: August 11, 2026</w:t>
       </w:r>
       <w:r>
         <w:rPr>
@@ -149,7 +149,7 @@
           <w:color w:val="1F2937"/>
           <w:sz w:val="22"/>
         </w:rPr>
-        <w:t>This assignment is an individual, semester-long corporate finance project. You will select one publicly traded U.S. company, investigate how the company generates revenue and value, propose one company-specific CFO decision for instructor approval, and defend an implementable recommendation to the company's CFO and Board.</w:t>
+        <w:t>This assignment is an individual, semester-long corporate finance project. You will select one publicly traded U.S. company, investigate how the company generates revenue and value, propose one potential company-specific CFO decision during Stage 1, and defend an implementable recommendation to the company's CFO and Board.</w:t>
       </w:r>
     </w:p>
     <w:p>
@@ -411,7 +411,7 @@
                 <w:color w:val="1F2937"/>
                 <w:sz w:val="18"/>
               </w:rPr>
-              <w:t>One instructor-approved, publicly traded U.S. company</w:t>
+              <w:t>One approved public company listed in the United States</w:t>
             </w:r>
           </w:p>
         </w:tc>
@@ -567,7 +567,7 @@
                 <w:color w:val="1F2937"/>
                 <w:sz w:val="18"/>
               </w:rPr>
-              <w:t>One material, company-specific CFO decision, with two or three supporting actions</w:t>
+              <w:t>Stage 1 proposes one potential CFO decision; later stages develop one evidence-backed company-specific decision with two or three supporting actions</w:t>
             </w:r>
           </w:p>
         </w:tc>
@@ -723,7 +723,7 @@
                 <w:color w:val="1F2937"/>
                 <w:sz w:val="18"/>
               </w:rPr>
-              <w:t>SEC filings, FactSet, Excel analysis, and other credible named sources</w:t>
+              <w:t>Stage 1 introductory research plus one concrete FactSet learning; later stages use traceable SEC, FactSet, Excel, and other credible named sources</w:t>
             </w:r>
           </w:p>
         </w:tc>
@@ -800,7 +800,7 @@
                 <w:color w:val="1F2937"/>
                 <w:sz w:val="18"/>
               </w:rPr>
-              <w:t>Exactly four bounded free-tier checkpoints; AI may challenge but may not replace your analysis</w:t>
+              <w:t>Stage 1 may use AI and/or ordinary web search; four bounded checkpoints and verification begin after Stage 1</w:t>
             </w:r>
           </w:p>
         </w:tc>
@@ -1824,7 +1824,7 @@
                 <w:color w:val="1F2937"/>
                 <w:sz w:val="18"/>
               </w:rPr>
-              <w:t>Compare alternatives using incremental cash flows, value creation, risk, implementation constraints, and decision criteria appropriate to the approved CFO question.</w:t>
+              <w:t>Compare alternatives using incremental cash flows, value creation, risk, implementation constraints, and decision criteria appropriate to the developed CFO question.</w:t>
             </w:r>
           </w:p>
         </w:tc>
@@ -1859,7 +1859,7 @@
           <w:color w:val="1F2937"/>
           <w:sz w:val="22"/>
         </w:rPr>
-        <w:t>Act as an internal corporate finance analyst advising the selected company's CFO and Board. Your job is to recommend one primary decision, not to summarize the company or issue an investor rating.</w:t>
+        <w:t>Act as an internal corporate finance analyst advising the selected company's CFO and Board. Stage 1 begins with one potential decision; later stages turn that idea into an evidence-backed recommendation.</w:t>
       </w:r>
     </w:p>
     <w:p>
@@ -1871,7 +1871,7 @@
           <w:color w:val="1F2937"/>
           <w:sz w:val="22"/>
         </w:rPr>
-        <w:t>Your decision proposal must:</w:t>
+        <w:t>By the final stages, your decision must:</w:t>
       </w:r>
     </w:p>
     <w:p>
@@ -1991,7 +1991,7 @@
           <w:color w:val="1F2937"/>
           <w:sz w:val="22"/>
         </w:rPr>
-        <w:t>The instructor must approve both the company and the decision scope. Approval may require a narrower question, different evidence, or a different decision if the proposed scope is too broad, too descriptive, duplicative in a way that limits learning, investor-focused, or not supportable with available evidence.</w:t>
+        <w:t>Stage 1 is exploratory. You do not need to verify the recommendation, validate a hypothesis, compare or defend alternatives, build an evidence register, prove the claim, or secure a formal approval gate. Those more rigorous activities begin in later stages.</w:t>
       </w:r>
     </w:p>
     <w:p>
@@ -2018,7 +2018,7 @@
           <w:color w:val="1F2937"/>
           <w:sz w:val="22"/>
         </w:rPr>
-        <w:t>Choose one direction that fits your company, then rewrite it as a company-specific decision question. You may propose another direction if it meets every approval standard.</w:t>
+        <w:t>Choose one direction that seems connected to your company, then rewrite it as a potential company-specific decision. Treat it as a beginner starting point that may change.</w:t>
       </w:r>
     </w:p>
     <w:tbl>
@@ -3312,7 +3312,7 @@
           <w:color w:val="1F2937"/>
           <w:sz w:val="22"/>
         </w:rPr>
-        <w:t>An acceptable decision is specific enough to analyze and defend within one semester. "Improve profitability," "grow the company," and "buy, hold, or sell the stock" are not acceptable primary decisions.</w:t>
+        <w:t>In Stage 1, a potential decision only needs to be specific enough to guide future research. Later stages make it analytical and defensible. "Improve profitability," "grow the company," and "buy, hold, or sell the stock" are not acceptable primary decisions.</w:t>
       </w:r>
     </w:p>
     <w:p>
@@ -3693,7 +3693,7 @@
           <w:color w:val="1F2937"/>
           <w:sz w:val="22"/>
         </w:rPr>
-        <w:t>The hypothesis must flow into your base, upside, and downside assumptions and into the approved CFO decision.</w:t>
+        <w:t>The hypothesis must flow into your base, upside, and downside assumptions and into the developing CFO decision.</w:t>
       </w:r>
     </w:p>
     <w:p>
@@ -4226,7 +4226,7 @@
                 <w:color w:val="1F2937"/>
                 <w:sz w:val="18"/>
               </w:rPr>
-              <w:t>Submit company name, ticker, exchange, and a concise company-fit rationale. This is the opening part of Milestone 1.</w:t>
+              <w:t>Select an approved public company; record its name, ticker, and exchange; then begin introductory AI and/or web research plus required FactSet exploration.</w:t>
             </w:r>
           </w:p>
         </w:tc>
@@ -4414,7 +4414,7 @@
                 <w:color w:val="1F2937"/>
                 <w:sz w:val="18"/>
               </w:rPr>
-              <w:t>Milestone 1 - Company and CFO decision:</w:t>
+              <w:t>Stage 1 - Company research and potential CFO decision: submit the exploration brief with a company snapshot, one concrete FactSet learning and the screen/report/feature used, and one tentative CFO decision. No evidence register, verification, or approval gate is required yet.</w:t>
             </w:r>
             <w:r>
               <w:rPr>
@@ -4424,7 +4424,6 @@
                 <w:color w:val="1F2937"/>
                 <w:sz w:val="18"/>
               </w:rPr>
-              <w:t xml:space="preserve"> submit the decision approval packet and initial evidence register. Do not proceed with a final project thesis until approved.</w:t>
             </w:r>
           </w:p>
         </w:tc>
@@ -5720,7 +5719,7 @@
           <w:color w:val="2E74B5"/>
           <w:sz w:val="26"/>
         </w:rPr>
-        <w:t>Milestone 1 - Company and approved CFO decision (5 points)</w:t>
+        <w:t>Milestone 1 - Company research and potential CFO decision (5 points)</w:t>
       </w:r>
     </w:p>
     <w:p>
@@ -5732,7 +5731,7 @@
           <w:color w:val="1F2937"/>
           <w:sz w:val="22"/>
         </w:rPr>
-        <w:t>Submit one approval packet containing:</w:t>
+        <w:t>Submit one Stage 1 company exploration brief containing:</w:t>
       </w:r>
     </w:p>
     <w:p>
@@ -5768,7 +5767,7 @@
           <w:color w:val="1F2937"/>
           <w:sz w:val="22"/>
         </w:rPr>
-        <w:t>A concise rationale showing that the company is publicly traded in the United States and has sufficient SEC, FactSet, and operating evidence.</w:t>
+        <w:t>A short beginner-friendly snapshot of what the company does, based on AI and/or ordinary web search.</w:t>
       </w:r>
     </w:p>
     <w:p>
@@ -5786,7 +5785,7 @@
           <w:color w:val="1F2937"/>
           <w:sz w:val="22"/>
         </w:rPr>
-        <w:t>One primary CFO decision written as an actionable question.</w:t>
+        <w:t>A brief note identifying whether you used AI, ordinary web search, or both for the introductory research.</w:t>
       </w:r>
     </w:p>
     <w:p>
@@ -5804,7 +5803,7 @@
           <w:color w:val="1F2937"/>
           <w:sz w:val="22"/>
         </w:rPr>
-        <w:t>Two or three proposed supporting actions and at least two credible alternatives.</w:t>
+        <w:t>One concrete thing learned from FactSet and the screen, report, or feature used.</w:t>
       </w:r>
     </w:p>
     <w:p>
@@ -5822,7 +5821,7 @@
           <w:color w:val="1F2937"/>
           <w:sz w:val="22"/>
         </w:rPr>
-        <w:t>Why the decision is material and appropriate for the CFO and Board.</w:t>
+        <w:t>One potential company-specific CFO decision written in your own words.</w:t>
       </w:r>
     </w:p>
     <w:p>
@@ -5840,7 +5839,7 @@
           <w:color w:val="1F2937"/>
           <w:sz w:val="22"/>
         </w:rPr>
-        <w:t>The BUS311 concepts and expected quantitative analysis needed to answer it.</w:t>
+        <w:t>A short explanation of why the potential decision seems worth investigating.</w:t>
       </w:r>
     </w:p>
     <w:p>
@@ -5858,7 +5857,7 @@
           <w:color w:val="1F2937"/>
           <w:sz w:val="22"/>
         </w:rPr>
-        <w:t>An initial evidence register containing at least one SEC filing, one FactSet item, and two additional credible research leads.</w:t>
+        <w:t>Two questions you want to research in Stage 2.</w:t>
       </w:r>
     </w:p>
     <w:p>
@@ -5876,7 +5875,7 @@
           <w:color w:val="1F2937"/>
           <w:sz w:val="22"/>
         </w:rPr>
-        <w:t>The Checkpoint 1 question-generation record, completed with a free AI version or the instructor-provided equivalent challenge prompt.</w:t>
+        <w:t>A confirmation that Stage 1 is exploratory and does not yet require proof, hypothesis validation, alternatives, an evidence register, formal citations, or a formal approval gate.</w:t>
       </w:r>
     </w:p>
     <w:p>
@@ -6128,7 +6127,7 @@
           <w:color w:val="1F2937"/>
           <w:sz w:val="22"/>
         </w:rPr>
-        <w:t>An instructor-approved valuation or capital-budgeting method appropriate to the approved decision.</w:t>
+        <w:t>An instructor-approved valuation or capital-budgeting method appropriate to the developing decision.</w:t>
       </w:r>
     </w:p>
     <w:p>
@@ -6413,7 +6412,7 @@
           <w:color w:val="2E74B5"/>
           <w:sz w:val="26"/>
         </w:rPr>
-        <w:t>Required evidence register</w:t>
+        <w:t>Beginning in Stage 2: required evidence register</w:t>
       </w:r>
     </w:p>
     <w:p>
@@ -6425,7 +6424,7 @@
           <w:color w:val="1F2937"/>
           <w:sz w:val="22"/>
         </w:rPr>
-        <w:t>Maintain one evidence register throughout the semester. Every material quantitative claim, assumption, chart, and recommendation must be traceable. For each item, record:</w:t>
+        <w:t>Beginning in Stage 2, maintain one evidence register throughout the rest of the semester. Every material quantitative claim, assumption, chart, and recommendation must be traceable. For each item, record:</w:t>
       </w:r>
     </w:p>
     <w:p>
@@ -6899,7 +6898,7 @@
           <w:color w:val="2E74B5"/>
           <w:sz w:val="32"/>
         </w:rPr>
-        <w:t>Free-tier AI rules: four bounded checkpoints</w:t>
+        <w:t>Later-stage free-tier AI rules: four bounded checkpoints</w:t>
       </w:r>
     </w:p>
     <w:p>
@@ -7025,7 +7024,7 @@
           <w:color w:val="1F2937"/>
           <w:sz w:val="22"/>
         </w:rPr>
-        <w:t>Assess:</w:t>
+        <w:t>Assess: Beginning after Stage 1, verify useful output independently with SEC, FactSet, Excel, or course concepts.</w:t>
       </w:r>
       <w:r>
         <w:rPr>
@@ -7035,7 +7034,6 @@
           <w:color w:val="1F2937"/>
           <w:sz w:val="22"/>
         </w:rPr>
-        <w:t xml:space="preserve"> Verify useful output independently with SEC, FactSet, Excel, or course concepts.</w:t>
       </w:r>
     </w:p>
     <w:p>
@@ -7233,7 +7231,7 @@
                 <w:color w:val="1F2937"/>
                 <w:sz w:val="18"/>
               </w:rPr>
-              <w:t>1. Question generation</w:t>
+              <w:t>1. Research-direction review</w:t>
             </w:r>
           </w:p>
         </w:tc>
@@ -7269,7 +7267,7 @@
                 <w:color w:val="1F2937"/>
                 <w:sz w:val="18"/>
               </w:rPr>
-              <w:t>Generate possible CFO decisions and research directions after you have selected a company.</w:t>
+              <w:t>After Stage 1, challenge the potential CFO direction and identify research questions for later verification.</w:t>
             </w:r>
           </w:p>
         </w:tc>
@@ -7305,7 +7303,7 @@
                 <w:color w:val="1F2937"/>
                 <w:sz w:val="18"/>
               </w:rPr>
-              <w:t>Tool, prompt, possible directions considered, retained research leads, independent verification, and your final decision rationale</w:t>
+              <w:t>Potential direction reviewed, strongest challenge, evidence checked after Stage 1, and the next research questions</w:t>
             </w:r>
           </w:p>
         </w:tc>
@@ -7670,7 +7668,7 @@
           <w:color w:val="1F2937"/>
           <w:sz w:val="22"/>
         </w:rPr>
-        <w:t>Every checkpoint is required, but each must work in a free AI version. You are never required to use premium browsing, file upload, spreadsheet analysis, connectors, image generation, or a paid model. Do not upload a workbook, raw FactSet export, FactSet screenshot, personal information, instructor-only material, or nonpublic company information. If you choose not to use a commercial AI tool or cannot access one, request the instructor-provided equivalent challenge prompts and complete the same assess-and-judge record.</w:t>
+        <w:t>The four checkpoints begin after the exploratory Stage 1 brief, and each must work in a free AI version. You are never required to use premium browsing, file upload, spreadsheet analysis, connectors, image generation, or a paid model. Do not upload a workbook, raw FactSet export, FactSet screenshot, personal information, instructor-only material, or nonpublic company information. If you choose not to use a commercial AI tool or cannot access one, request the instructor-provided equivalent challenge prompts and complete the same assess-and-judge record.</w:t>
       </w:r>
     </w:p>
     <w:p>
@@ -8787,7 +8785,7 @@
                 <w:color w:val="1F2937"/>
                 <w:sz w:val="18"/>
               </w:rPr>
-              <w:t>Company and approved CFO decision</w:t>
+              <w:t>Company exploration and potential CFO decision</w:t>
             </w:r>
           </w:p>
         </w:tc>
@@ -8859,7 +8857,7 @@
                 <w:color w:val="1F2937"/>
                 <w:sz w:val="18"/>
               </w:rPr>
-              <w:t>Company fit, material decision, alternatives, two or three supporting actions, evidence-register setup, and initial research questions</w:t>
+              <w:t>Approved company, introductory AI and/or web research, one concrete FactSet learning with the feature named, and one potential CFO decision</w:t>
             </w:r>
           </w:p>
         </w:tc>
@@ -10858,7 +10856,7 @@
           <w:color w:val="1F2937"/>
           <w:sz w:val="22"/>
         </w:rPr>
-        <w:t>Milestones remain eligible for submission under the BUS311 syllabus late-work policy. A late milestone delays instructor feedback and approval, and the student may not advance to a dependent project stage until the required work is complete. Documented exceptions follow the applicable college and course process. The final PPTX and one-page executive summary have a fixed shared deadline of Monday, Nov. 30, 2026 at 12:30 p.m. ET; later presenters may not replace those files after observing earlier briefings. An instructor-authorized accessibility or file-repair correction may not change the underlying analysis or recommendation.</w:t>
+        <w:t>Milestones remain eligible for submission under the BUS311 syllabus late-work policy. A late milestone delays instructor feedback and can make dependent project work harder; complete missing milestone work before relying on it in a later stage. Documented exceptions follow the applicable college and course process. The final PPTX and one-page executive summary have a fixed shared deadline of Monday, Nov. 30, 2026 at 12:30 p.m. ET; later presenters may not replace those files after observing earlier briefings. An instructor-authorized accessibility or file-repair correction may not change the underlying analysis or recommendation.</w:t>
       </w:r>
     </w:p>
     <w:p>
@@ -10938,7 +10936,7 @@
           <w:color w:val="1F2937"/>
           <w:sz w:val="22"/>
         </w:rPr>
-        <w:t>The company and CFO decision were approved.</w:t>
+        <w:t>The company and final CFO decision are clearly identified and supported.</w:t>
       </w:r>
     </w:p>
     <w:p>
@@ -11145,34 +11143,26 @@
     </w:pPr>
     <w:r>
       <w:rPr>
-        <w:rFonts w:ascii="Calibri" w:hAnsi="Calibri"/>
+        <w:rFonts w:ascii="Aptos" w:hAnsi="Aptos"/>
         <w:b w:val="0"/>
         <w:i w:val="0"/>
-        <w:color w:val="5B6573"/>
-        <w:sz w:val="18"/>
+        <w:color w:val="5B6472"/>
+        <w:sz w:val="17"/>
       </w:rPr>
       <w:t xml:space="preserve">Approved student release  |  Page </w:t>
     </w:r>
     <w:r>
-      <w:fldChar w:fldCharType="begin"/>
-    </w:r>
-    <w:r>
-      <w:instrText xml:space="preserve"> PAGE </w:instrText>
-    </w:r>
-    <w:r>
-      <w:fldChar w:fldCharType="separate"/>
-    </w:r>
-    <w:r>
-      <w:rPr>
-        <w:rFonts w:ascii="Calibri" w:hAnsi="Calibri"/>
+      <w:rPr>
+        <w:rFonts w:ascii="Aptos" w:hAnsi="Aptos"/>
         <w:b w:val="0"/>
         <w:i w:val="0"/>
-        <w:color w:val="5B6573"/>
-        <w:sz w:val="18"/>
-      </w:rPr>
+        <w:color w:val="5B6472"/>
+        <w:sz w:val="17"/>
+      </w:rPr>
+      <w:fldChar w:fldCharType="begin"/>
+      <w:instrText xml:space="preserve"> PAGE </w:instrText>
+      <w:fldChar w:fldCharType="separate"/>
       <w:t>1</w:t>
-    </w:r>
-    <w:r>
       <w:fldChar w:fldCharType="end"/>
     </w:r>
   </w:p>
@@ -11233,34 +11223,26 @@
     </w:pPr>
     <w:r>
       <w:rPr>
-        <w:rFonts w:ascii="Calibri" w:hAnsi="Calibri"/>
+        <w:rFonts w:ascii="Aptos" w:hAnsi="Aptos"/>
         <w:b w:val="0"/>
         <w:i w:val="0"/>
-        <w:color w:val="5B6573"/>
-        <w:sz w:val="18"/>
+        <w:color w:val="5B6472"/>
+        <w:sz w:val="17"/>
       </w:rPr>
       <w:t xml:space="preserve">Approved student release  |  Page </w:t>
     </w:r>
     <w:r>
-      <w:fldChar w:fldCharType="begin"/>
-    </w:r>
-    <w:r>
-      <w:instrText xml:space="preserve"> PAGE </w:instrText>
-    </w:r>
-    <w:r>
-      <w:fldChar w:fldCharType="separate"/>
-    </w:r>
-    <w:r>
-      <w:rPr>
-        <w:rFonts w:ascii="Calibri" w:hAnsi="Calibri"/>
+      <w:rPr>
+        <w:rFonts w:ascii="Aptos" w:hAnsi="Aptos"/>
         <w:b w:val="0"/>
         <w:i w:val="0"/>
-        <w:color w:val="5B6573"/>
-        <w:sz w:val="18"/>
-      </w:rPr>
+        <w:color w:val="5B6472"/>
+        <w:sz w:val="17"/>
+      </w:rPr>
+      <w:fldChar w:fldCharType="begin"/>
+      <w:instrText xml:space="preserve"> PAGE </w:instrText>
+      <w:fldChar w:fldCharType="separate"/>
       <w:t>1</w:t>
-    </w:r>
-    <w:r>
       <w:fldChar w:fldCharType="end"/>
     </w:r>
   </w:p>
@@ -11321,34 +11303,26 @@
     </w:pPr>
     <w:r>
       <w:rPr>
-        <w:rFonts w:ascii="Calibri" w:hAnsi="Calibri"/>
+        <w:rFonts w:ascii="Aptos" w:hAnsi="Aptos"/>
         <w:b w:val="0"/>
         <w:i w:val="0"/>
-        <w:color w:val="5B6573"/>
-        <w:sz w:val="18"/>
+        <w:color w:val="5B6472"/>
+        <w:sz w:val="17"/>
       </w:rPr>
       <w:t xml:space="preserve">Approved student release  |  Page </w:t>
     </w:r>
     <w:r>
-      <w:fldChar w:fldCharType="begin"/>
-    </w:r>
-    <w:r>
-      <w:instrText xml:space="preserve"> PAGE </w:instrText>
-    </w:r>
-    <w:r>
-      <w:fldChar w:fldCharType="separate"/>
-    </w:r>
-    <w:r>
-      <w:rPr>
-        <w:rFonts w:ascii="Calibri" w:hAnsi="Calibri"/>
+      <w:rPr>
+        <w:rFonts w:ascii="Aptos" w:hAnsi="Aptos"/>
         <w:b w:val="0"/>
         <w:i w:val="0"/>
-        <w:color w:val="5B6573"/>
-        <w:sz w:val="18"/>
-      </w:rPr>
+        <w:color w:val="5B6472"/>
+        <w:sz w:val="17"/>
+      </w:rPr>
+      <w:fldChar w:fldCharType="begin"/>
+      <w:instrText xml:space="preserve"> PAGE </w:instrText>
+      <w:fldChar w:fldCharType="separate"/>
       <w:t>1</w:t>
-    </w:r>
-    <w:r>
       <w:fldChar w:fldCharType="end"/>
     </w:r>
   </w:p>

--- a/CAPSTONE/bus311-capstone-assignment.docx
+++ b/CAPSTONE/bus311-capstone-assignment.docx
@@ -3894,7 +3894,7 @@
           <w:color w:val="1F2937"/>
           <w:sz w:val="22"/>
         </w:rPr>
-        <w:t>The dates below are mapped to the Fall 2026 BUS311 syllabus. Canvas will contain the final submission times and assigned presentation order. Unless Canvas states otherwise, written milestone files are due by 11:59 p.m. Eastern on the date listed.</w:t>
+        <w:t>The dates below are mapped to the Fall 2026 BUS311 syllabus. Canvas will contain the live submission links and assigned presentation order. Stages 1-4 are due at 12:30 p.m. ET (the course's class-start time) on the dates listed.</w:t>
       </w:r>
     </w:p>
     <w:p>
@@ -4340,7 +4340,7 @@
                 <w:color w:val="1F2937"/>
                 <w:sz w:val="18"/>
               </w:rPr>
-              <w:t>Wed., Sept. 9</w:t>
+              <w:t>Wed., Sept. 9 at 12:30 p.m. ET</w:t>
             </w:r>
           </w:p>
         </w:tc>
@@ -4630,7 +4630,7 @@
                 <w:color w:val="1F2937"/>
                 <w:sz w:val="18"/>
               </w:rPr>
-              <w:t xml:space="preserve"> by Wed., Sept. 30.</w:t>
+              <w:t xml:space="preserve"> by Wed., Sept. 30 at 12:30 p.m. ET.</w:t>
             </w:r>
           </w:p>
         </w:tc>
@@ -4933,7 +4933,7 @@
                 <w:color w:val="1F2937"/>
                 <w:sz w:val="18"/>
               </w:rPr>
-              <w:t>Wed., Nov. 18</w:t>
+              <w:t>Wed., Nov. 18 at 12:30 p.m. ET</w:t>
             </w:r>
           </w:p>
         </w:tc>
@@ -5139,7 +5139,7 @@
                 <w:color w:val="1F2937"/>
                 <w:sz w:val="18"/>
               </w:rPr>
-              <w:t>Sun., Nov. 22</w:t>
+              <w:t>Sun., Nov. 22 at 12:30 p.m. ET</w:t>
             </w:r>
           </w:p>
         </w:tc>

--- a/CAPSTONE/bus311-capstone-assignment.docx
+++ b/CAPSTONE/bus311-capstone-assignment.docx
@@ -570,7 +570,7 @@
                 <w:color w:val="1A1F2C"/>
                 <w:sz w:val="18"/>
               </w:rPr>
-              <w:t>oral Board presentation to the class — 25 points</w:t>
+              <w:t>Oral Presentation — 25 points</w:t>
             </w:r>
           </w:p>
         </w:tc>
@@ -665,7 +665,7 @@
                 <w:color w:val="1A1F2C"/>
                 <w:sz w:val="18"/>
               </w:rPr>
-              <w:t>Live presentation</w:t>
+              <w:t>Oral Presentation</w:t>
             </w:r>
           </w:p>
         </w:tc>
@@ -1662,7 +1662,7 @@
                 <w:color w:val="1A1F2C"/>
                 <w:sz w:val="17"/>
               </w:rPr>
-              <w:t>oral Board presentation to the class</w:t>
+              <w:t>Oral Presentation</w:t>
             </w:r>
           </w:p>
         </w:tc>
@@ -2684,7 +2684,7 @@
           <w:color w:val="1A1F2C"/>
           <w:sz w:val="21"/>
         </w:rPr>
-        <w:t>• Prepare the final verified AI-use disclosure and rehearse the oral Board presentation, including live questions.</w:t>
+        <w:t>• Prepare the final verified AI-use disclosure and rehearse the Oral Presentation, including live questions.</w:t>
       </w:r>
     </w:p>
     <w:p>
@@ -2766,7 +2766,7 @@
                 <w:color w:val="152536"/>
                 <w:sz w:val="21"/>
               </w:rPr>
-              <w:t>PowerPoint company-analysis project submission — 50 points; oral Board presentation to the class — 25 points. There is one uploaded file and one live performance.</w:t>
+              <w:t>PowerPoint company-analysis project submission — 50 points; Oral Presentation — 25 points. There is one uploaded file and one live performance.</w:t>
             </w:r>
           </w:p>
         </w:tc>
@@ -2879,7 +2879,7 @@
                 <w:color w:val="152536"/>
                 <w:sz w:val="17"/>
               </w:rPr>
-              <w:t>Live oral presentation</w:t>
+              <w:t>Oral Presentation</w:t>
             </w:r>
           </w:p>
         </w:tc>
@@ -3491,7 +3491,7 @@
         <w:keepNext/>
       </w:pPr>
       <w:r>
-        <w:t>Component 2 — oral Board presentation to the class (25 points)</w:t>
+        <w:t>Component 2 — Oral Presentation (25 points)</w:t>
       </w:r>
     </w:p>
     <w:tbl>
@@ -4544,7 +4544,7 @@
                 <w:color w:val="1A1F2C"/>
                 <w:sz w:val="18"/>
               </w:rPr>
-              <w:t>oral Board presentation to the class</w:t>
+              <w:t>Oral Presentation</w:t>
             </w:r>
           </w:p>
         </w:tc>
@@ -4696,7 +4696,7 @@
           <w:color w:val="1A1F2C"/>
           <w:sz w:val="21"/>
         </w:rPr>
-        <w:t>Each student owns the research, evidence selection, model, writing, slides, oral presentation, and responses to live questions. Every submitted figure, formula, source choice, and recommendation must be explainable by that student.</w:t>
+        <w:t>Each student owns the research, evidence selection, model, writing, slides, the Oral Presentation, and responses to live questions. Every submitted figure, formula, source choice, and recommendation must be explainable by that student.</w:t>
       </w:r>
     </w:p>
     <w:p>
@@ -4821,7 +4821,7 @@
           <w:color w:val="1A1F2C"/>
           <w:sz w:val="21"/>
         </w:rPr>
-        <w:t>The PowerPoint company-analysis project file is due Monday, Nov. 30, 2026 at 12:30 p.m. ET, when class begins. The submitted .pptx locks at that time for every student regardless of oral-presentation date. Only instructor-authorized accessibility or file-repair corrections that do not alter the analysis or recommendation are permitted afterward.</w:t>
+        <w:t>The PowerPoint company-analysis project file is due Monday, Nov. 30, 2026 at 12:30 p.m. ET, when class begins. The submitted .pptx locks at that time for every student regardless of Oral Presentation date. Only instructor-authorized accessibility or file-repair corrections that do not alter the analysis or recommendation are permitted afterward.</w:t>
       </w:r>
     </w:p>
     <w:p>
@@ -4846,7 +4846,7 @@
           <w:color w:val="1A1F2C"/>
           <w:sz w:val="21"/>
         </w:rPr>
-        <w:t>Upload exactly one final Stage 5 file in the designated Canvas assignment: the editable PowerPoint company-analysis project (.pptx). The oral Board presentation is delivered live to the class on the assigned date and is not a second uploaded file. The Excel model is collected earlier at Milestone 3.</w:t>
+        <w:t>Upload exactly one final Stage 5 file in the designated Canvas assignment: the editable PowerPoint company-analysis project (.pptx). The Oral Presentation is delivered live to the class on the assigned date and is not a second uploaded file. The Excel model is collected earlier at Milestone 3.</w:t>
       </w:r>
     </w:p>
     <w:p>
@@ -4871,7 +4871,7 @@
           <w:color w:val="1A1F2C"/>
           <w:sz w:val="21"/>
         </w:rPr>
-        <w:t>Approved documented absences use the next protected slot or instructor-scheduled make-up. The live oral Board presentation, including responses to questions, remains required. Unexcused absences follow the BUS311 late-work policy and still require a make-up oral presentation.</w:t>
+        <w:t>Approved documented absences use the next protected slot or instructor-scheduled make-up. The live Oral Presentation, including responses to questions, remains required. Unexcused absences follow the BUS311 late-work policy and still require a make-up Oral Presentation.</w:t>
       </w:r>
     </w:p>
     <w:p>
@@ -4955,7 +4955,7 @@
           <w:color w:val="1A1F2C"/>
           <w:sz w:val="21"/>
         </w:rPr>
-        <w:t>☐ I understand the 25-point oral criterion includes both delivery and responses to live questions.</w:t>
+        <w:t>☐ I understand the 25-point Oral Presentation criterion includes both delivery and responses to live questions.</w:t>
       </w:r>
     </w:p>
     <w:p>
@@ -4970,7 +4970,7 @@
           <w:color w:val="1A1F2C"/>
           <w:sz w:val="21"/>
         </w:rPr>
-        <w:t>☐ I know my assigned class presentation date and will use the same PowerPoint submitted by the file lock.</w:t>
+        <w:t>☐ I know my assigned Oral Presentation date and will use the same PowerPoint submitted by the file lock.</w:t>
       </w:r>
     </w:p>
     <w:sectPr>
@@ -4992,16 +4992,6 @@
       <w:pStyle w:val="Footer"/>
       <w:jc w:val="right"/>
     </w:pPr>
-    <w:r>
-      <w:rPr>
-        <w:rFonts w:ascii="Aptos" w:hAnsi="Aptos"/>
-        <w:b w:val="0"/>
-        <w:i w:val="0"/>
-        <w:color w:val="5B6472"/>
-        <w:sz w:val="17"/>
-      </w:rPr>
-      <w:t xml:space="preserve">Approved student release  |  Page </w:t>
-    </w:r>
     <w:r>
       <w:rPr>
         <w:rFonts w:ascii="Aptos" w:hAnsi="Aptos"/>
